--- a/docao5/Reflexoes_2020_posts_content.docx
+++ b/docao5/Reflexoes_2020_posts_content.docx
@@ -12,9 +12,6 @@
       </w:r>
     </w:p>
     <w:p>
-      <w:r>
-        <w:t xml:space="preserve">URL: </w:t>
-      </w:r>
       <w:hyperlink r:id="rId9">
         <w:r>
           <w:t>http://www.reflexoesdofilosofo.blog.br/2020/12/sentido-de-uma-vida-incredula.html</w:t>
@@ -96,9 +93,6 @@
       </w:r>
     </w:p>
     <w:p>
-      <w:r>
-        <w:t xml:space="preserve">URL: </w:t>
-      </w:r>
       <w:hyperlink r:id="rId10">
         <w:r>
           <w:t>http://www.reflexoesdofilosofo.blog.br/2020/12/sobre-plasticidade-cerebral-e-outros.html</w:t>
@@ -279,9 +273,6 @@
       </w:r>
     </w:p>
     <w:p>
-      <w:r>
-        <w:t xml:space="preserve">URL: </w:t>
-      </w:r>
       <w:hyperlink r:id="rId11">
         <w:r>
           <w:t>http://www.reflexoesdofilosofo.blog.br/2020/12/informacao-godeliana-anti-ia.html</w:t>
@@ -503,9 +494,6 @@
       </w:r>
     </w:p>
     <w:p>
-      <w:r>
-        <w:t xml:space="preserve">URL: </w:t>
-      </w:r>
       <w:hyperlink r:id="rId12">
         <w:r>
           <w:t>http://www.reflexoesdofilosofo.blog.br/2020/11/quine-e-os-problemas-do-positivismo.html</w:t>
@@ -700,9 +688,6 @@
       </w:r>
     </w:p>
     <w:p>
-      <w:r>
-        <w:t xml:space="preserve">URL: </w:t>
-      </w:r>
       <w:hyperlink r:id="rId13">
         <w:r>
           <w:t>http://www.reflexoesdofilosofo.blog.br/2020/10/o-programa-do-positivismo-logico-i.html</w:t>
@@ -878,9 +863,6 @@
       </w:r>
     </w:p>
     <w:p>
-      <w:r>
-        <w:t xml:space="preserve">URL: </w:t>
-      </w:r>
       <w:hyperlink r:id="rId14">
         <w:r>
           <w:t>http://www.reflexoesdofilosofo.blog.br/2020/10/meu-ego.html</w:t>
@@ -970,9 +952,6 @@
       </w:r>
     </w:p>
     <w:p>
-      <w:r>
-        <w:t xml:space="preserve">URL: </w:t>
-      </w:r>
       <w:hyperlink r:id="rId15">
         <w:r>
           <w:t>http://www.reflexoesdofilosofo.blog.br/2020/10/linguagem-referencial.html</w:t>
@@ -1196,9 +1175,6 @@
       </w:r>
     </w:p>
     <w:p>
-      <w:r>
-        <w:t xml:space="preserve">URL: </w:t>
-      </w:r>
       <w:hyperlink r:id="rId16">
         <w:r>
           <w:t>http://www.reflexoesdofilosofo.blog.br/2020/09/wittgenstein-o-paradigma-e-os-usos.html</w:t>
@@ -1340,9 +1316,6 @@
       </w:r>
     </w:p>
     <w:p>
-      <w:r>
-        <w:t xml:space="preserve">URL: </w:t>
-      </w:r>
       <w:hyperlink r:id="rId17">
         <w:r>
           <w:t>http://www.reflexoesdofilosofo.blog.br/2020/09/wittgenstein-e-teoria-da-figuracao.html</w:t>
@@ -1513,9 +1486,6 @@
       </w:r>
     </w:p>
     <w:p>
-      <w:r>
-        <w:t xml:space="preserve">URL: </w:t>
-      </w:r>
       <w:hyperlink r:id="rId18">
         <w:r>
           <w:t>http://www.reflexoesdofilosofo.blog.br/2020/09/trazendo-segunda-pessoa-para-o-debate.html</w:t>
@@ -1663,9 +1633,6 @@
       </w:r>
     </w:p>
     <w:p>
-      <w:r>
-        <w:t xml:space="preserve">URL: </w:t>
-      </w:r>
       <w:hyperlink r:id="rId19">
         <w:r>
           <w:t>http://www.reflexoesdofilosofo.blog.br/2020/09/muita-live.html</w:t>
@@ -1749,9 +1716,6 @@
       </w:r>
     </w:p>
     <w:p>
-      <w:r>
-        <w:t xml:space="preserve">URL: </w:t>
-      </w:r>
       <w:hyperlink r:id="rId20">
         <w:r>
           <w:t>http://www.reflexoesdofilosofo.blog.br/2020/08/a-religiao-e-merda-do-povo.html</w:t>
@@ -1847,9 +1811,6 @@
       </w:r>
     </w:p>
     <w:p>
-      <w:r>
-        <w:t xml:space="preserve">URL: </w:t>
-      </w:r>
       <w:hyperlink r:id="rId21">
         <w:r>
           <w:t>http://www.reflexoesdofilosofo.blog.br/2020/08/o-misterio-das-coisas.html</w:t>
@@ -1954,9 +1915,6 @@
       </w:r>
     </w:p>
     <w:p>
-      <w:r>
-        <w:t xml:space="preserve">URL: </w:t>
-      </w:r>
       <w:hyperlink r:id="rId22">
         <w:r>
           <w:t>http://www.reflexoesdofilosofo.blog.br/2020/07/guia-introdutorio-ao-pensamento.html</w:t>
@@ -2205,9 +2163,6 @@
       </w:r>
     </w:p>
     <w:p>
-      <w:r>
-        <w:t xml:space="preserve">URL: </w:t>
-      </w:r>
       <w:hyperlink r:id="rId23">
         <w:r>
           <w:t>http://www.reflexoesdofilosofo.blog.br/2020/07/a-filosofia-e-o-conceito.html</w:t>
@@ -2301,9 +2256,6 @@
       </w:r>
     </w:p>
     <w:p>
-      <w:r>
-        <w:t xml:space="preserve">URL: </w:t>
-      </w:r>
       <w:hyperlink r:id="rId24">
         <w:r>
           <w:t>http://www.reflexoesdofilosofo.blog.br/2020/07/quebrar-as-maquinas.html</w:t>
@@ -2409,9 +2361,6 @@
       </w:r>
     </w:p>
     <w:p>
-      <w:r>
-        <w:t xml:space="preserve">URL: </w:t>
-      </w:r>
       <w:hyperlink r:id="rId25">
         <w:r>
           <w:t>http://www.reflexoesdofilosofo.blog.br/2020/06/a-crenca-primordial-na-realidade-do.html</w:t>
@@ -2595,9 +2544,6 @@
       </w:r>
     </w:p>
     <w:p>
-      <w:r>
-        <w:t xml:space="preserve">URL: </w:t>
-      </w:r>
       <w:hyperlink r:id="rId26">
         <w:r>
           <w:t>http://www.reflexoesdofilosofo.blog.br/2020/06/livre-direito-de-manifestacao.html</w:t>
@@ -2690,9 +2636,6 @@
       </w:r>
     </w:p>
     <w:p>
-      <w:r>
-        <w:t xml:space="preserve">URL: </w:t>
-      </w:r>
       <w:hyperlink r:id="rId27">
         <w:r>
           <w:t>http://www.reflexoesdofilosofo.blog.br/2020/06/ia-do-representacao-cognitiva-ao.html</w:t>
@@ -2952,9 +2895,6 @@
       </w:r>
     </w:p>
     <w:p>
-      <w:r>
-        <w:t xml:space="preserve">URL: </w:t>
-      </w:r>
       <w:hyperlink r:id="rId28">
         <w:r>
           <w:t>http://www.reflexoesdofilosofo.blog.br/2020/05/o-mito-de-descartes-doutrina-oficial.html</w:t>
@@ -3190,9 +3130,6 @@
       </w:r>
     </w:p>
     <w:p>
-      <w:r>
-        <w:t xml:space="preserve">URL: </w:t>
-      </w:r>
       <w:hyperlink r:id="rId29">
         <w:r>
           <w:t>http://www.reflexoesdofilosofo.blog.br/2020/05/mente-gorda-ou-mente-magra.html</w:t>
@@ -3324,9 +3261,6 @@
       </w:r>
     </w:p>
     <w:p>
-      <w:r>
-        <w:t xml:space="preserve">URL: </w:t>
-      </w:r>
       <w:hyperlink r:id="rId30">
         <w:r>
           <w:t>http://www.reflexoesdofilosofo.blog.br/2020/05/psicologia-popular.html</w:t>
@@ -3431,9 +3365,6 @@
       </w:r>
     </w:p>
     <w:p>
-      <w:r>
-        <w:t xml:space="preserve">URL: </w:t>
-      </w:r>
       <w:hyperlink r:id="rId31">
         <w:r>
           <w:t>http://www.reflexoesdofilosofo.blog.br/2020/04/introducao-intencionalidade-em-searlei.html</w:t>
@@ -3556,9 +3487,6 @@
       </w:r>
     </w:p>
     <w:p>
-      <w:r>
-        <w:t xml:space="preserve">URL: </w:t>
-      </w:r>
       <w:hyperlink r:id="rId32">
         <w:r>
           <w:t>http://www.reflexoesdofilosofo.blog.br/2020/04/investigacao-da-mente-evolucao-e.html</w:t>
@@ -3820,9 +3748,6 @@
       </w:r>
     </w:p>
     <w:p>
-      <w:r>
-        <w:t xml:space="preserve">URL: </w:t>
-      </w:r>
       <w:hyperlink r:id="rId33">
         <w:r>
           <w:t>http://www.reflexoesdofilosofo.blog.br/2020/04/xo-coronga.html</w:t>
@@ -3952,9 +3877,6 @@
       </w:r>
     </w:p>
     <w:p>
-      <w:r>
-        <w:t xml:space="preserve">URL: </w:t>
-      </w:r>
       <w:hyperlink r:id="rId34">
         <w:r>
           <w:t>http://www.reflexoesdofilosofo.blog.br/2020/04/a-consciencia-subjetiva-e-parte-da.html</w:t>
@@ -4227,9 +4149,6 @@
       </w:r>
     </w:p>
     <w:p>
-      <w:r>
-        <w:t xml:space="preserve">URL: </w:t>
-      </w:r>
       <w:hyperlink r:id="rId35">
         <w:r>
           <w:t>http://www.reflexoesdofilosofo.blog.br/2020/04/nunca-fomos-tao-burgueses.html</w:t>
@@ -4304,9 +4223,6 @@
       </w:r>
     </w:p>
     <w:p>
-      <w:r>
-        <w:t xml:space="preserve">URL: </w:t>
-      </w:r>
       <w:hyperlink r:id="rId36">
         <w:r>
           <w:t>http://www.reflexoesdofilosofo.blog.br/2020/03/nao-tem-ninguem-na-rua.html</w:t>
@@ -4430,9 +4346,6 @@
       </w:r>
     </w:p>
     <w:p>
-      <w:r>
-        <w:t xml:space="preserve">URL: </w:t>
-      </w:r>
       <w:hyperlink r:id="rId37">
         <w:r>
           <w:t>http://www.reflexoesdofilosofo.blog.br/2020/03/terraplanismo.html</w:t>
@@ -4506,9 +4419,6 @@
       </w:r>
     </w:p>
     <w:p>
-      <w:r>
-        <w:t xml:space="preserve">URL: </w:t>
-      </w:r>
       <w:hyperlink r:id="rId38">
         <w:r>
           <w:t>http://www.reflexoesdofilosofo.blog.br/2020/03/criterios-de-mesmidadei.html</w:t>
@@ -4667,9 +4577,6 @@
       </w:r>
     </w:p>
     <w:p>
-      <w:r>
-        <w:t xml:space="preserve">URL: </w:t>
-      </w:r>
       <w:hyperlink r:id="rId39">
         <w:r>
           <w:t>http://www.reflexoesdofilosofo.blog.br/2020/03/emergentismo.html</w:t>
@@ -4798,9 +4705,6 @@
       </w:r>
     </w:p>
     <w:p>
-      <w:r>
-        <w:t xml:space="preserve">URL: </w:t>
-      </w:r>
       <w:hyperlink r:id="rId40">
         <w:r>
           <w:t>http://www.reflexoesdofilosofo.blog.br/2020/03/uma-consciencia-uma-dificuldade.html</w:t>
@@ -4917,9 +4821,6 @@
       </w:r>
     </w:p>
     <w:p>
-      <w:r>
-        <w:t xml:space="preserve">URL: </w:t>
-      </w:r>
       <w:hyperlink r:id="rId41">
         <w:r>
           <w:t>http://www.reflexoesdofilosofo.blog.br/2020/02/duas-acepcoes-de-identidadei.html</w:t>
@@ -5030,9 +4931,6 @@
       </w:r>
     </w:p>
     <w:p>
-      <w:r>
-        <w:t xml:space="preserve">URL: </w:t>
-      </w:r>
       <w:hyperlink r:id="rId42">
         <w:r>
           <w:t>http://www.reflexoesdofilosofo.blog.br/2020/02/preliminares-da-teoria-da-identidade.html</w:t>
@@ -5115,9 +5013,6 @@
       </w:r>
     </w:p>
     <w:p>
-      <w:r>
-        <w:t xml:space="preserve">URL: </w:t>
-      </w:r>
       <w:hyperlink r:id="rId43">
         <w:r>
           <w:t>http://www.reflexoesdofilosofo.blog.br/2020/01/a-consciencia-da-ginoidei.html</w:t>
@@ -5242,9 +5137,6 @@
       </w:r>
     </w:p>
     <w:p>
-      <w:r>
-        <w:t xml:space="preserve">URL: </w:t>
-      </w:r>
       <w:hyperlink r:id="rId44">
         <w:r>
           <w:t>http://www.reflexoesdofilosofo.blog.br/2020/01/filosofia-da-sobrevivencia.html</w:t>
@@ -5420,9 +5312,6 @@
       </w:r>
     </w:p>
     <w:p>
-      <w:r>
-        <w:t xml:space="preserve">URL: </w:t>
-      </w:r>
       <w:hyperlink r:id="rId45">
         <w:r>
           <w:t>http://quissak-en.blogspot.com/2020/05/searle-on-intentionalityi.html</w:t>
@@ -5649,9 +5538,6 @@
       </w:r>
     </w:p>
     <w:p>
-      <w:r>
-        <w:t xml:space="preserve">URL: </w:t>
-      </w:r>
       <w:hyperlink r:id="rId46">
         <w:r>
           <w:t>http://quissak-en.blogspot.com/2020/04/forget-to-learn-about-consciousness-for.html</w:t>
@@ -5738,9 +5624,6 @@
       </w:r>
     </w:p>
     <w:p>
-      <w:r>
-        <w:t xml:space="preserve">URL: </w:t>
-      </w:r>
       <w:hyperlink r:id="rId47">
         <w:r>
           <w:t>http://quissak-en.blogspot.com/2020/04/the-equator-linei.html</w:t>
@@ -5820,9 +5703,6 @@
       </w:r>
     </w:p>
     <w:p>
-      <w:r>
-        <w:t xml:space="preserve">URL: </w:t>
-      </w:r>
       <w:hyperlink r:id="rId48">
         <w:r>
           <w:t>http://quissak-en.blogspot.com/2020/04/decoupling-decisioni.html</w:t>
@@ -5927,9 +5807,6 @@
       </w:r>
     </w:p>
     <w:p>
-      <w:r>
-        <w:t xml:space="preserve">URL: </w:t>
-      </w:r>
       <w:hyperlink r:id="rId49">
         <w:r>
           <w:t>http://quissak-en.blogspot.com/2020/03/is-there-afterlifei.html</w:t>
@@ -6031,9 +5908,6 @@
       </w:r>
     </w:p>
     <w:p>
-      <w:r>
-        <w:t xml:space="preserve">URL: </w:t>
-      </w:r>
       <w:hyperlink r:id="rId50">
         <w:r>
           <w:t>http://quissak-en.blogspot.com/2020/03/the-consciousness-of-universei.html</w:t>
@@ -6136,9 +6010,6 @@
       </w:r>
     </w:p>
     <w:p>
-      <w:r>
-        <w:t xml:space="preserve">URL: </w:t>
-      </w:r>
       <w:hyperlink r:id="rId51">
         <w:r>
           <w:t>http://quissak-en.blogspot.com/2020/01/the-soul-is-just-function.html</w:t>
@@ -6217,9 +6088,6 @@
       </w:r>
     </w:p>
     <w:p>
-      <w:r>
-        <w:t xml:space="preserve">URL: </w:t>
-      </w:r>
       <w:hyperlink r:id="rId52">
         <w:r>
           <w:t>http://quissak-en.blogspot.com/2020/01/status-of-our-investigation-of-brain.html</w:t>
